--- a/Docs/OtherDocs/Pension Loan UNION CASH- Letter of Authority from spouse.docx
+++ b/Docs/OtherDocs/Pension Loan UNION CASH- Letter of Authority from spouse.docx
@@ -1,6 +1,6 @@
 
 <file path=word/document.xml><?xml version="1.0" encoding="utf-8"?>
-<w:document xmlns:wpc="http://schemas.microsoft.com/office/word/2010/wordprocessingCanvas" xmlns:cx="http://schemas.microsoft.com/office/drawing/2014/chartex" xmlns:cx1="http://schemas.microsoft.com/office/drawing/2015/9/8/chartex" xmlns:cx2="http://schemas.microsoft.com/office/drawing/2015/10/21/chartex" xmlns:cx3="http://schemas.microsoft.com/office/drawing/2016/5/9/chartex" xmlns:cx4="http://schemas.microsoft.com/office/drawing/2016/5/10/chartex" xmlns:cx5="http://schemas.microsoft.com/office/drawing/2016/5/11/chartex" xmlns:cx6="http://schemas.microsoft.com/office/drawing/2016/5/12/chartex" xmlns:cx7="http://schemas.microsoft.com/office/drawing/2016/5/13/chartex" xmlns:cx8="http://schemas.microsoft.com/office/drawing/2016/5/14/chartex" xmlns:mc="http://schemas.openxmlformats.org/markup-compatibility/2006" xmlns:aink="http://schemas.microsoft.com/office/drawing/2016/ink" xmlns:am3d="http://schemas.microsoft.com/office/drawing/2017/model3d" xmlns:o="urn:schemas-microsoft-com:office:office" xmlns:oel="http://schemas.microsoft.com/office/2019/extlst" xmlns:r="http://schemas.openxmlformats.org/officeDocument/2006/relationships" xmlns:m="http://schemas.openxmlformats.org/officeDocument/2006/math" xmlns:v="urn:schemas-microsoft-com:vml" xmlns:wp14="http://schemas.microsoft.com/office/word/2010/wordprocessingDrawing" xmlns:wp="http://schemas.openxmlformats.org/drawingml/2006/wordprocessingDrawing" xmlns:w10="urn:schemas-microsoft-com:office:word" xmlns:w="http://schemas.openxmlformats.org/wordprocessingml/2006/main" xmlns:w14="http://schemas.microsoft.com/office/word/2010/wordml" xmlns:w15="http://schemas.microsoft.com/office/word/2012/wordml" xmlns:w16cei="http://schemas.microsoft.com/office/word/2026/wordml/cei" xmlns:w16cex="http://schemas.microsoft.com/office/word/2018/wordml/cex" xmlns:w16cid="http://schemas.microsoft.com/office/word/2016/wordml/cid" xmlns:w16="http://schemas.microsoft.com/office/word/2018/wordml" xmlns:w16du="http://schemas.microsoft.com/office/word/2023/wordml/word16du" xmlns:w16sdtdh="http://schemas.microsoft.com/office/word/2020/wordml/sdtdatahash" xmlns:w16sdtfl="http://schemas.microsoft.com/office/word/2024/wordml/sdtformatlock" xmlns:w16se="http://schemas.microsoft.com/office/word/2015/wordml/symex" xmlns:wpg="http://schemas.microsoft.com/office/word/2010/wordprocessingGroup" xmlns:wpi="http://schemas.microsoft.com/office/word/2010/wordprocessingInk" xmlns:wne="http://schemas.microsoft.com/office/word/2006/wordml" xmlns:wps="http://schemas.microsoft.com/office/word/2010/wordprocessingShape" mc:Ignorable="w14 w15 w16se w16cid w16 w16cex w16sdtdh w16sdtfl w16du wp14">
+<w:document xmlns:wpc="http://schemas.microsoft.com/office/word/2010/wordprocessingCanvas" xmlns:cx="http://schemas.microsoft.com/office/drawing/2014/chartex" xmlns:cx1="http://schemas.microsoft.com/office/drawing/2015/9/8/chartex" xmlns:cx2="http://schemas.microsoft.com/office/drawing/2015/10/21/chartex" xmlns:cx3="http://schemas.microsoft.com/office/drawing/2016/5/9/chartex" xmlns:cx4="http://schemas.microsoft.com/office/drawing/2016/5/10/chartex" xmlns:cx5="http://schemas.microsoft.com/office/drawing/2016/5/11/chartex" xmlns:cx6="http://schemas.microsoft.com/office/drawing/2016/5/12/chartex" xmlns:cx7="http://schemas.microsoft.com/office/drawing/2016/5/13/chartex" xmlns:cx8="http://schemas.microsoft.com/office/drawing/2016/5/14/chartex" xmlns:mc="http://schemas.openxmlformats.org/markup-compatibility/2006" xmlns:aink="http://schemas.microsoft.com/office/drawing/2016/ink" xmlns:am3d="http://schemas.microsoft.com/office/drawing/2017/model3d" xmlns:o="urn:schemas-microsoft-com:office:office" xmlns:oel="http://schemas.microsoft.com/office/2019/extlst" xmlns:r="http://schemas.openxmlformats.org/officeDocument/2006/relationships" xmlns:m="http://schemas.openxmlformats.org/officeDocument/2006/math" xmlns:v="urn:schemas-microsoft-com:vml" xmlns:wp14="http://schemas.microsoft.com/office/word/2010/wordprocessingDrawing" xmlns:wp="http://schemas.openxmlformats.org/drawingml/2006/wordprocessingDrawing" xmlns:w10="urn:schemas-microsoft-com:office:word" xmlns:w="http://schemas.openxmlformats.org/wordprocessingml/2006/main" xmlns:w14="http://schemas.microsoft.com/office/word/2010/wordml" xmlns:w15="http://schemas.microsoft.com/office/word/2012/wordml" xmlns:w16cex="http://schemas.microsoft.com/office/word/2018/wordml/cex" xmlns:w16cid="http://schemas.microsoft.com/office/word/2016/wordml/cid" xmlns:w16="http://schemas.microsoft.com/office/word/2018/wordml" xmlns:w16du="http://schemas.microsoft.com/office/word/2023/wordml/word16du" xmlns:w16sdtdh="http://schemas.microsoft.com/office/word/2020/wordml/sdtdatahash" xmlns:w16sdtfl="http://schemas.microsoft.com/office/word/2024/wordml/sdtformatlock" xmlns:w16se="http://schemas.microsoft.com/office/word/2015/wordml/symex" xmlns:wpg="http://schemas.microsoft.com/office/word/2010/wordprocessingGroup" xmlns:wpi="http://schemas.microsoft.com/office/word/2010/wordprocessingInk" xmlns:wne="http://schemas.microsoft.com/office/word/2006/wordml" xmlns:wps="http://schemas.microsoft.com/office/word/2010/wordprocessingShape" mc:Ignorable="w14 w15 w16se w16cid w16 w16cex w16sdtdh w16sdtfl w16du wp14">
   <w:body>
     <w:p>
       <w:pPr>
@@ -52,7 +52,17 @@
       </w:r>
     </w:p>
     <w:p>
-      <w:r>
+      <w:pPr>
+        <w:rPr>
+          <w:b/>
+          <w:bCs/>
+        </w:rPr>
+      </w:pPr>
+      <w:r>
+        <w:rPr>
+          <w:b/>
+          <w:bCs/>
+        </w:rPr>
         <w:t xml:space="preserve">{{SPOUSE_NAME}} </w:t>
       </w:r>
     </w:p>
@@ -109,7 +119,14 @@
         <w:spacing w:line="240" w:lineRule="auto"/>
       </w:pPr>
       <w:r>
-        <w:t xml:space="preserve">{{BRANCH_NAME}} </w:t>
+        <w:rPr>
+          <w:b/>
+          <w:bCs/>
+        </w:rPr>
+        <w:t>{{BRANCH_NAME}}</w:t>
+      </w:r>
+      <w:r>
+        <w:t xml:space="preserve"> </w:t>
       </w:r>
       <w:r>
         <w:rPr>
@@ -159,10 +176,19 @@
       </w:r>
       <w:r>
         <w:rPr>
-          <w:sz w:val="22"/>
-          <w:szCs w:val="22"/>
-        </w:rPr>
-        <w:t xml:space="preserve">{{SANCTION_DATE}} </w:t>
+          <w:b/>
+          <w:bCs/>
+          <w:sz w:val="22"/>
+          <w:szCs w:val="22"/>
+        </w:rPr>
+        <w:t>{{SANCTION_DATE}}</w:t>
+      </w:r>
+      <w:r>
+        <w:rPr>
+          <w:sz w:val="22"/>
+          <w:szCs w:val="22"/>
+        </w:rPr>
+        <w:t xml:space="preserve"> </w:t>
       </w:r>
       <w:r>
         <w:rPr>
@@ -175,10 +201,19 @@
       </w:r>
       <w:r>
         <w:rPr>
-          <w:sz w:val="22"/>
-          <w:szCs w:val="22"/>
-        </w:rPr>
-        <w:t>{{LOAN_AMOUNT_FIGURE}} (</w:t>
+          <w:b/>
+          <w:bCs/>
+          <w:sz w:val="22"/>
+          <w:szCs w:val="22"/>
+        </w:rPr>
+        <w:t>{{LOAN_AMOUNT_FIGURE}}</w:t>
+      </w:r>
+      <w:r>
+        <w:rPr>
+          <w:sz w:val="22"/>
+          <w:szCs w:val="22"/>
+        </w:rPr>
+        <w:t xml:space="preserve"> (</w:t>
       </w:r>
       <w:r>
         <w:rPr>
@@ -191,10 +226,19 @@
       </w:r>
       <w:r>
         <w:rPr>
-          <w:sz w:val="22"/>
-          <w:szCs w:val="22"/>
-        </w:rPr>
-        <w:t xml:space="preserve">{{LOAN_AMOUNT_WORDS}} </w:t>
+          <w:b/>
+          <w:bCs/>
+          <w:sz w:val="22"/>
+          <w:szCs w:val="22"/>
+        </w:rPr>
+        <w:t>{{LOAN_AMOUNT_WORDS}}</w:t>
+      </w:r>
+      <w:r>
+        <w:rPr>
+          <w:sz w:val="22"/>
+          <w:szCs w:val="22"/>
+        </w:rPr>
+        <w:t xml:space="preserve"> </w:t>
       </w:r>
       <w:r>
         <w:rPr>
@@ -239,10 +283,19 @@
       </w:r>
       <w:r>
         <w:rPr>
-          <w:sz w:val="22"/>
-          <w:szCs w:val="22"/>
-        </w:rPr>
-        <w:t xml:space="preserve">{{BORROWER_NAME}} </w:t>
+          <w:b/>
+          <w:bCs/>
+          <w:sz w:val="22"/>
+          <w:szCs w:val="22"/>
+        </w:rPr>
+        <w:t>{{BORROWER_NAME}}</w:t>
+      </w:r>
+      <w:r>
+        <w:rPr>
+          <w:sz w:val="22"/>
+          <w:szCs w:val="22"/>
+        </w:rPr>
+        <w:t xml:space="preserve"> </w:t>
       </w:r>
       <w:r>
         <w:rPr>
@@ -255,6 +308,8 @@
       </w:r>
       <w:r>
         <w:rPr>
+          <w:b/>
+          <w:bCs/>
           <w:sz w:val="22"/>
           <w:szCs w:val="22"/>
         </w:rPr>
@@ -262,6 +317,8 @@
       </w:r>
       <w:r>
         <w:rPr>
+          <w:b/>
+          <w:bCs/>
           <w:sz w:val="22"/>
           <w:szCs w:val="22"/>
         </w:rPr>
@@ -269,10 +326,19 @@
       </w:r>
       <w:r>
         <w:rPr>
-          <w:sz w:val="22"/>
-          <w:szCs w:val="22"/>
-        </w:rPr>
-        <w:t xml:space="preserve">_ACCOUNT_NO}} </w:t>
+          <w:b/>
+          <w:bCs/>
+          <w:sz w:val="22"/>
+          <w:szCs w:val="22"/>
+        </w:rPr>
+        <w:t>_ACCOUNT_NO}}</w:t>
+      </w:r>
+      <w:r>
+        <w:rPr>
+          <w:sz w:val="22"/>
+          <w:szCs w:val="22"/>
+        </w:rPr>
+        <w:t xml:space="preserve"> </w:t>
       </w:r>
       <w:r>
         <w:rPr>
@@ -320,30 +386,103 @@
           <w:sz w:val="26"/>
           <w:szCs w:val="26"/>
         </w:rPr>
-        <w:t xml:space="preserve">My husband/wife had availed a loan of Rs. {{LOAN_AMOUNT_FIGURE}} (Rupees {{LOAN_AMOUNT_WORDS}} only) on {{SANCTION_DATE}} under Union Cash Scheme (For Pensioners). I hereby agree and undertake that </w:t>
-      </w:r>
-      <w:proofErr w:type="gramStart"/>
-      <w:r>
-        <w:rPr>
+        <w:t xml:space="preserve">My husband/wife had availed a loan of Rs. </w:t>
+      </w:r>
+      <w:r>
+        <w:rPr>
+          <w:b/>
+          <w:bCs/>
           <w:sz w:val="26"/>
           <w:szCs w:val="26"/>
         </w:rPr>
-        <w:t>In</w:t>
-      </w:r>
-      <w:proofErr w:type="gramEnd"/>
+        <w:t>{{LOAN_AMOUNT_FIGURE}}</w:t>
+      </w:r>
       <w:r>
         <w:rPr>
           <w:sz w:val="26"/>
           <w:szCs w:val="26"/>
         </w:rPr>
-        <w:t xml:space="preserve"> the unfortunate event of the demise of my husband/wife, the bank shall have a lien of the family pension receivable by me by being the spouse of Shri/Smt. {{BORROWER_NAME}}. The Bank shall have a right to recover the loan instalments from my SB/CD Account </w:t>
-      </w:r>
-      <w:r>
-        <w:rPr>
+        <w:t xml:space="preserve"> (Rupees </w:t>
+      </w:r>
+      <w:r>
+        <w:rPr>
+          <w:b/>
+          <w:bCs/>
           <w:sz w:val="26"/>
           <w:szCs w:val="26"/>
         </w:rPr>
-        <w:t xml:space="preserve">{{PENSION_ACCOUNT_NO}} </w:t>
+        <w:t>{{LOAN_AMOUNT_WORDS}}</w:t>
+      </w:r>
+      <w:r>
+        <w:rPr>
+          <w:sz w:val="26"/>
+          <w:szCs w:val="26"/>
+        </w:rPr>
+        <w:t xml:space="preserve"> only) on </w:t>
+      </w:r>
+      <w:r>
+        <w:rPr>
+          <w:b/>
+          <w:bCs/>
+          <w:sz w:val="26"/>
+          <w:szCs w:val="26"/>
+        </w:rPr>
+        <w:t>{{SANCTION_DATE}}</w:t>
+      </w:r>
+      <w:r>
+        <w:rPr>
+          <w:sz w:val="26"/>
+          <w:szCs w:val="26"/>
+        </w:rPr>
+        <w:t xml:space="preserve"> under Union Cash Scheme (For Pensioners). I hereby agree and undertake that </w:t>
+      </w:r>
+      <w:proofErr w:type="gramStart"/>
+      <w:r>
+        <w:rPr>
+          <w:sz w:val="26"/>
+          <w:szCs w:val="26"/>
+        </w:rPr>
+        <w:t>In</w:t>
+      </w:r>
+      <w:proofErr w:type="gramEnd"/>
+      <w:r>
+        <w:rPr>
+          <w:sz w:val="26"/>
+          <w:szCs w:val="26"/>
+        </w:rPr>
+        <w:t xml:space="preserve"> the unfortunate event of the demise of my husband/wife, the bank shall have a lien of the family pension receivable by me by being the spouse of Shri/Smt. </w:t>
+      </w:r>
+      <w:r>
+        <w:rPr>
+          <w:b/>
+          <w:bCs/>
+          <w:sz w:val="26"/>
+          <w:szCs w:val="26"/>
+        </w:rPr>
+        <w:t>{{BORROWER_NAME}}.</w:t>
+      </w:r>
+      <w:r>
+        <w:rPr>
+          <w:sz w:val="26"/>
+          <w:szCs w:val="26"/>
+        </w:rPr>
+        <w:t xml:space="preserve"> The Bank shall have a right to recover the loan instalments from my SB/CD Account </w:t>
+      </w:r>
+      <w:r>
+        <w:rPr>
+          <w:b/>
+          <w:bCs/>
+          <w:sz w:val="26"/>
+          <w:szCs w:val="26"/>
+        </w:rPr>
+        <w:t>{{PENSION_ACCOUNT_NO}}</w:t>
+      </w:r>
+      <w:r>
+        <w:rPr>
+          <w:sz w:val="26"/>
+          <w:szCs w:val="26"/>
+        </w:rPr>
+        <w:t xml:space="preserve"> </w:t>
       </w:r>
       <w:r>
         <w:rPr>
@@ -371,7 +510,17 @@
       </w:r>
     </w:p>
     <w:p>
-      <w:r>
+      <w:pPr>
+        <w:rPr>
+          <w:b/>
+          <w:bCs/>
+        </w:rPr>
+      </w:pPr>
+      <w:r>
+        <w:rPr>
+          <w:b/>
+          <w:bCs/>
+        </w:rPr>
         <w:t>({{SPOUSE_NAME}})</w:t>
       </w:r>
     </w:p>
